--- a/exercises/lab_01_02/Lab Instructions.docx
+++ b/exercises/lab_01_02/Lab Instructions.docx
@@ -50,7 +50,7 @@
           <w:szCs w:val="24"/>
           <w:lang w:val="en-US"/>
         </w:rPr>
-        <w:t>A small business tracks employee hours in a shared spreadsheet, but the data has grown messy over a few pay periods: some entries use different time formats, some shifts are missing clock-out times, a few employee names are inconsistently capitalized or spelled, and there are duplicate entries. Your task: prompt Claude to generate a Python script that cleans this data and produces a payroll-ready hours summary.</w:t>
+        <w:t>A small business tracks employee hours in a shared spreadsheet, but the data has grown messy over a few pay periods: some entries use different time formats, some shifts are missing clock-out times, a few employee names are inconsistently capitalized, and there are duplicate entries. Your task: prompt Claude to generate a Python script that cleans this data and produces a payroll-ready hours summary.</w:t>
       </w:r>
     </w:p>
     <w:p xmlns:wp14="http://schemas.microsoft.com/office/word/2010/wordml" wp14:paraId="34E6A0A6" wp14:textId="20AABCF2">
